--- a/William_Richards_Resume.docx
+++ b/William_Richards_Resume.docx
@@ -346,7 +346,7 @@
           <w:szCs w:val="20"/>
           <w:rtl w:val="0"/>
         </w:rPr>
-        <w:t xml:space="preserve">Owned front-end architecture end-to-end for an AI governance platform serving Fortune 100 clients, leading feature delivery across Angular 17+, TypeScript, RxJS, NgRx, and SCSS with zero critical regressions across major releases.</w:t>
+        <w:t xml:space="preserve">Owned front-end architecture end-to-end for an AI governance platform serving Fortune 100 clients, leading feature delivery across Angular 17+, TypeScript, RxJS, NgRx, and SCSS </w:t>
       </w:r>
       <w:r>
         <w:rPr>
